--- a/_site/EL1.docx
+++ b/_site/EL1.docx
@@ -280,7 +280,7 @@
         </w:numPr>
       </w:pPr>
       <w:r>
-        <w:t xml:space="preserve">Litterature: accassible through</w:t>
+        <w:t xml:space="preserve">Litterature: accessible through</w:t>
       </w:r>
       <w:r>
         <w:t xml:space="preserve"> </w:t>
@@ -668,7 +668,7 @@
         </w:numPr>
       </w:pPr>
       <w:r>
-        <w:t xml:space="preserve">Primary for reimbursment (insurense company or other payer)</w:t>
+        <w:t xml:space="preserve">Primary for reimbursement (insurance company or other payer)</w:t>
       </w:r>
     </w:p>
     <w:p>
@@ -868,7 +868,7 @@
         </w:numPr>
       </w:pPr>
       <w:r>
-        <w:t xml:space="preserve">(Mandatory within organisations joining)</w:t>
+        <w:t xml:space="preserve">(Mandatory within organizations joining)</w:t>
       </w:r>
     </w:p>
     <w:p>
@@ -904,7 +904,7 @@
         </w:numPr>
       </w:pPr>
       <w:r>
-        <w:t xml:space="preserve">Diagnoses, treatments, helth status, questionaires (PROM/PREM)</w:t>
+        <w:t xml:space="preserve">Diagnoses, treatments, health status, questionnaires (PROM/PREM)</w:t>
       </w:r>
     </w:p>
     <w:bookmarkEnd w:id="31"/>
@@ -1175,7 +1175,7 @@
         <w:t xml:space="preserve"> </w:t>
       </w:r>
       <w:r>
-        <w:t xml:space="preserve">all ages, all hospitals, all reasons for the prothesis, all types of prosthesis</w:t>
+        <w:t xml:space="preserve">all ages, all hospitals, all reasons for the prosthesis, all types of prosthesis</w:t>
       </w:r>
     </w:p>
     <w:p>
@@ -1494,6 +1494,194 @@
         <w:br/>
       </w:r>
       <w:r>
+        <w:t xml:space="preserve">Cases with behavior</w:t>
+      </w:r>
+      <w:r>
+        <w:t xml:space="preserve"> </w:t>
+      </w:r>
+      <w:r>
+        <w:rPr>
+          <w:b/>
+          <w:bCs/>
+        </w:rPr>
+        <w:t xml:space="preserve">codes 0, 1, 2, 6, or 9 as the fifth digit</w:t>
+      </w:r>
+      <w:r>
+        <w:t xml:space="preserve"> </w:t>
+      </w:r>
+      <w:r>
+        <w:t xml:space="preserve">in the ICD-O/2 morphology code are excluded.</w:t>
+      </w:r>
+      <w:r>
+        <w:br/>
+      </w:r>
+      <w:r>
+        <w:t xml:space="preserve">Morphology codes according to ICD-O/2</w:t>
+      </w:r>
+      <w:r>
+        <w:t xml:space="preserve"> </w:t>
+      </w:r>
+      <w:r>
+        <w:rPr>
+          <w:b/>
+          <w:bCs/>
+        </w:rPr>
+        <w:t xml:space="preserve">&lt;80103 and ≥85900</w:t>
+      </w:r>
+      <w:r>
+        <w:t xml:space="preserve"> </w:t>
+      </w:r>
+      <w:r>
+        <w:t xml:space="preserve">are excluded.</w:t>
+      </w:r>
+    </w:p>
+    <w:p>
+      <w:pPr>
+        <w:pStyle w:val="Compact"/>
+        <w:numPr>
+          <w:ilvl w:val="1"/>
+          <w:numId w:val="1034"/>
+        </w:numPr>
+      </w:pPr>
+      <w:r>
+        <w:rPr>
+          <w:b/>
+          <w:bCs/>
+        </w:rPr>
+        <w:t xml:space="preserve">Non-epithelial ovarian cancer</w:t>
+      </w:r>
+      <w:r>
+        <w:br/>
+      </w:r>
+      <w:r>
+        <w:t xml:space="preserve">Cases with</w:t>
+      </w:r>
+      <w:r>
+        <w:t xml:space="preserve"> </w:t>
+      </w:r>
+      <w:r>
+        <w:rPr>
+          <w:b/>
+          <w:bCs/>
+        </w:rPr>
+        <w:t xml:space="preserve">digits 0, 1, 2, 6, or 9 as the fifth digit</w:t>
+      </w:r>
+      <w:r>
+        <w:t xml:space="preserve"> </w:t>
+      </w:r>
+      <w:r>
+        <w:t xml:space="preserve">in the ICD-O/2 morphology code are excluded,</w:t>
+      </w:r>
+      <w:r>
+        <w:t xml:space="preserve"> </w:t>
+      </w:r>
+      <w:r>
+        <w:rPr>
+          <w:b/>
+          <w:bCs/>
+        </w:rPr>
+        <w:t xml:space="preserve">with the exception of granulosa cell tumours</w:t>
+      </w:r>
+      <w:r>
+        <w:t xml:space="preserve">, for which cases with ICD-O/2 morphology codes in the interval</w:t>
+      </w:r>
+      <w:r>
+        <w:t xml:space="preserve"> </w:t>
+      </w:r>
+      <w:r>
+        <w:rPr>
+          <w:b/>
+          <w:bCs/>
+        </w:rPr>
+        <w:t xml:space="preserve">≥86200 and ≤86223</w:t>
+      </w:r>
+      <w:r>
+        <w:t xml:space="preserve"> </w:t>
+      </w:r>
+      <w:r>
+        <w:t xml:space="preserve">are included even when the final digit is</w:t>
+      </w:r>
+      <w:r>
+        <w:t xml:space="preserve"> </w:t>
+      </w:r>
+      <w:r>
+        <w:rPr>
+          <w:b/>
+          <w:bCs/>
+        </w:rPr>
+        <w:t xml:space="preserve">0, 1, 2, or 3</w:t>
+      </w:r>
+      <w:r>
+        <w:t xml:space="preserve">.</w:t>
+      </w:r>
+      <w:r>
+        <w:br/>
+      </w:r>
+      <w:r>
+        <w:t xml:space="preserve">Morphology codes according to ICD-O/2</w:t>
+      </w:r>
+      <w:r>
+        <w:t xml:space="preserve"> </w:t>
+      </w:r>
+      <w:r>
+        <w:rPr>
+          <w:b/>
+          <w:bCs/>
+        </w:rPr>
+        <w:t xml:space="preserve">&lt;85903</w:t>
+      </w:r>
+      <w:r>
+        <w:t xml:space="preserve">, as well as codes in the intervals</w:t>
+      </w:r>
+      <w:r>
+        <w:t xml:space="preserve"> </w:t>
+      </w:r>
+      <w:r>
+        <w:rPr>
+          <w:b/>
+          <w:bCs/>
+        </w:rPr>
+        <w:t xml:space="preserve">≥90500 and &lt;90600</w:t>
+      </w:r>
+      <w:r>
+        <w:t xml:space="preserve"> </w:t>
+      </w:r>
+      <w:r>
+        <w:t xml:space="preserve">(mesotheliomas) and</w:t>
+      </w:r>
+      <w:r>
+        <w:t xml:space="preserve"> </w:t>
+      </w:r>
+      <w:r>
+        <w:rPr>
+          <w:b/>
+          <w:bCs/>
+        </w:rPr>
+        <w:t xml:space="preserve">≥95900</w:t>
+      </w:r>
+      <w:r>
+        <w:t xml:space="preserve">, are excluded.</w:t>
+      </w:r>
+    </w:p>
+    <w:p>
+      <w:pPr>
+        <w:pStyle w:val="Compact"/>
+        <w:numPr>
+          <w:ilvl w:val="1"/>
+          <w:numId w:val="1034"/>
+        </w:numPr>
+      </w:pPr>
+      <w:r>
+        <w:rPr>
+          <w:b/>
+          <w:bCs/>
+        </w:rPr>
+        <w:t xml:space="preserve">Tumours of the fallopian tube</w:t>
+      </w:r>
+      <w:r>
+        <w:br/>
+      </w:r>
+      <w:r>
         <w:t xml:space="preserve">Cases with</w:t>
       </w:r>
       <w:r>
@@ -1516,122 +1704,7 @@
         <w:br/>
       </w:r>
       <w:r>
-        <w:t xml:space="preserve">Morphology codes according to ICD-O/2</w:t>
-      </w:r>
-      <w:r>
-        <w:t xml:space="preserve"> </w:t>
-      </w:r>
-      <w:r>
-        <w:rPr>
-          <w:b/>
-          <w:bCs/>
-        </w:rPr>
-        <w:t xml:space="preserve">&lt;80103 and ≥85900</w:t>
-      </w:r>
-      <w:r>
-        <w:t xml:space="preserve"> </w:t>
-      </w:r>
-      <w:r>
-        <w:t xml:space="preserve">are excluded.</w:t>
-      </w:r>
-    </w:p>
-    <w:p>
-      <w:pPr>
-        <w:pStyle w:val="Compact"/>
-        <w:numPr>
-          <w:ilvl w:val="1"/>
-          <w:numId w:val="1034"/>
-        </w:numPr>
-      </w:pPr>
-      <w:r>
-        <w:rPr>
-          <w:b/>
-          <w:bCs/>
-        </w:rPr>
-        <w:t xml:space="preserve">Non-epithelial ovarian cancer</w:t>
-      </w:r>
-      <w:r>
-        <w:br/>
-      </w:r>
-      <w:r>
-        <w:t xml:space="preserve">Cases with</w:t>
-      </w:r>
-      <w:r>
-        <w:t xml:space="preserve"> </w:t>
-      </w:r>
-      <w:r>
-        <w:rPr>
-          <w:b/>
-          <w:bCs/>
-        </w:rPr>
-        <w:t xml:space="preserve">digits 0, 1, 2, 6, or 9 as the fifth digit</w:t>
-      </w:r>
-      <w:r>
-        <w:t xml:space="preserve"> </w:t>
-      </w:r>
-      <w:r>
-        <w:t xml:space="preserve">in the ICD-O/2 morphology code are excluded,</w:t>
-      </w:r>
-      <w:r>
-        <w:t xml:space="preserve"> </w:t>
-      </w:r>
-      <w:r>
-        <w:rPr>
-          <w:b/>
-          <w:bCs/>
-        </w:rPr>
-        <w:t xml:space="preserve">with the exception of granulosa cell tumours</w:t>
-      </w:r>
-      <w:r>
-        <w:t xml:space="preserve">, for which cases with ICD-O/2 morphology codes in the interval</w:t>
-      </w:r>
-      <w:r>
-        <w:t xml:space="preserve"> </w:t>
-      </w:r>
-      <w:r>
-        <w:rPr>
-          <w:b/>
-          <w:bCs/>
-        </w:rPr>
-        <w:t xml:space="preserve">≥86200 and ≤86223</w:t>
-      </w:r>
-      <w:r>
-        <w:t xml:space="preserve"> </w:t>
-      </w:r>
-      <w:r>
-        <w:t xml:space="preserve">are included even when the final digit is</w:t>
-      </w:r>
-      <w:r>
-        <w:t xml:space="preserve"> </w:t>
-      </w:r>
-      <w:r>
-        <w:rPr>
-          <w:b/>
-          <w:bCs/>
-        </w:rPr>
-        <w:t xml:space="preserve">0, 1, 2, or 3</w:t>
-      </w:r>
-      <w:r>
-        <w:t xml:space="preserve">.</w:t>
-      </w:r>
-      <w:r>
-        <w:br/>
-      </w:r>
-      <w:r>
-        <w:t xml:space="preserve">Morphology codes according to ICD-O/2</w:t>
-      </w:r>
-      <w:r>
-        <w:t xml:space="preserve"> </w:t>
-      </w:r>
-      <w:r>
-        <w:rPr>
-          <w:b/>
-          <w:bCs/>
-        </w:rPr>
-        <w:t xml:space="preserve">&lt;85903</w:t>
-      </w:r>
-      <w:r>
-        <w:t xml:space="preserve">, as well as codes in the intervals</w:t>
+        <w:t xml:space="preserve">Morphology codes according to ICD-O/2 in the intervals</w:t>
       </w:r>
       <w:r>
         <w:t xml:space="preserve"> </w:t>
@@ -1660,79 +1733,6 @@
         <w:t xml:space="preserve">≥95900</w:t>
       </w:r>
       <w:r>
-        <w:t xml:space="preserve">, are excluded.</w:t>
-      </w:r>
-    </w:p>
-    <w:p>
-      <w:pPr>
-        <w:pStyle w:val="Compact"/>
-        <w:numPr>
-          <w:ilvl w:val="1"/>
-          <w:numId w:val="1034"/>
-        </w:numPr>
-      </w:pPr>
-      <w:r>
-        <w:rPr>
-          <w:b/>
-          <w:bCs/>
-        </w:rPr>
-        <w:t xml:space="preserve">Tumours of the fallopian tube</w:t>
-      </w:r>
-      <w:r>
-        <w:br/>
-      </w:r>
-      <w:r>
-        <w:t xml:space="preserve">Cases with</w:t>
-      </w:r>
-      <w:r>
-        <w:t xml:space="preserve"> </w:t>
-      </w:r>
-      <w:r>
-        <w:rPr>
-          <w:b/>
-          <w:bCs/>
-        </w:rPr>
-        <w:t xml:space="preserve">behaviour codes 0, 1, 2, 6, or 9 as the fifth digit</w:t>
-      </w:r>
-      <w:r>
-        <w:t xml:space="preserve"> </w:t>
-      </w:r>
-      <w:r>
-        <w:t xml:space="preserve">in the ICD-O/2 morphology code are excluded.</w:t>
-      </w:r>
-      <w:r>
-        <w:br/>
-      </w:r>
-      <w:r>
-        <w:t xml:space="preserve">Morphology codes according to ICD-O/2 in the intervals</w:t>
-      </w:r>
-      <w:r>
-        <w:t xml:space="preserve"> </w:t>
-      </w:r>
-      <w:r>
-        <w:rPr>
-          <w:b/>
-          <w:bCs/>
-        </w:rPr>
-        <w:t xml:space="preserve">≥90500 and &lt;90600</w:t>
-      </w:r>
-      <w:r>
-        <w:t xml:space="preserve"> </w:t>
-      </w:r>
-      <w:r>
-        <w:t xml:space="preserve">(mesotheliomas) and</w:t>
-      </w:r>
-      <w:r>
-        <w:t xml:space="preserve"> </w:t>
-      </w:r>
-      <w:r>
-        <w:rPr>
-          <w:b/>
-          <w:bCs/>
-        </w:rPr>
-        <w:t xml:space="preserve">≥95900</w:t>
-      </w:r>
-      <w:r>
         <w:t xml:space="preserve"> </w:t>
       </w:r>
       <w:r>
@@ -2145,7 +2145,7 @@
         </w:numPr>
       </w:pPr>
       <w:r>
-        <w:t xml:space="preserve">Social security number similair purpose but not as widely used</w:t>
+        <w:t xml:space="preserve">Social security number similar purpose but not as widely used</w:t>
       </w:r>
     </w:p>
     <w:p>
@@ -2178,7 +2178,7 @@
         <w:t xml:space="preserve"> </w:t>
       </w:r>
       <w:r>
-        <w:t xml:space="preserve">for staff and organisations)</w:t>
+        <w:t xml:space="preserve">for staff and organizations)</w:t>
       </w:r>
     </w:p>
     <w:bookmarkEnd w:id="40"/>
@@ -2332,7 +2332,7 @@
         </w:numPr>
       </w:pPr>
       <w:r>
-        <w:t xml:space="preserve">similair in the Nordic countries</w:t>
+        <w:t xml:space="preserve">similar in the Nordic countries</w:t>
       </w:r>
     </w:p>
     <w:p>
@@ -2538,7 +2538,7 @@
         </w:numPr>
       </w:pPr>
       <w:r>
-        <w:t xml:space="preserve">What am I not allaowed to do?</w:t>
+        <w:t xml:space="preserve">What am I not allowed to do?</w:t>
       </w:r>
     </w:p>
     <w:p>
@@ -2923,7 +2923,7 @@
         <w:t xml:space="preserve"> </w:t>
       </w:r>
       <w:r>
-        <w:t xml:space="preserve">for colaboration</w:t>
+        <w:t xml:space="preserve">for collaboration</w:t>
       </w:r>
     </w:p>
     <w:p>
